--- a/arb/docx/35.content.docx
+++ b/arb/docx/35.content.docx
@@ -9,6 +9,8 @@
       </w:pPr>
       <w:r>
         <w:rPr>
+          <w:rtl/>
+          <w:cs/>
           <w:lang w:val="ar_AE" w:bidi="ar_AE"/>
         </w:rPr>
       </w:r>
@@ -20,12 +22,16 @@
       </w:pPr>
       <w:r>
         <w:rPr>
+          <w:rtl/>
+          <w:cs/>
           <w:lang w:val="ar_AE" w:bidi="ar_AE"/>
         </w:rPr>
         <w:t>Resource: Biblica Study Notes</w:t>
       </w:r>
       <w:r>
         <w:rPr>
+          <w:rtl/>
+          <w:cs/>
           <w:lang w:val="ar_AE" w:bidi="ar_AE"/>
         </w:rPr>
       </w:r>
@@ -36,53 +42,71 @@
       </w:pPr>
       <w:r>
         <w:rPr>
+          <w:rtl/>
+          <w:cs/>
           <w:lang w:val="ar_AE" w:bidi="ar_AE"/>
         </w:rPr>
       </w:r>
       <w:r>
         <w:rPr>
           <w:b/>
+          <w:rtl/>
+          <w:cs/>
           <w:lang w:val="ar_AE" w:bidi="ar_AE"/>
         </w:rPr>
         <w:t>Biblica Study Notes (Book Intros)</w:t>
       </w:r>
       <w:r>
         <w:rPr>
+          <w:rtl/>
+          <w:cs/>
           <w:lang w:val="ar_AE" w:bidi="ar_AE"/>
         </w:rPr>
         <w:t xml:space="preserve"> © 2023 Biblica Inc. Released under CC BY-SA 4.0 license. </w:t>
       </w:r>
       <w:r>
         <w:rPr>
+          <w:rtl/>
+          <w:cs/>
           <w:lang w:val="ar_AE" w:bidi="ar_AE"/>
         </w:rPr>
         <w:t>Biblica Study Notes</w:t>
       </w:r>
       <w:r>
         <w:rPr>
+          <w:rtl/>
+          <w:cs/>
           <w:lang w:val="ar_AE" w:bidi="ar_AE"/>
         </w:rPr>
         <w:t xml:space="preserve"> has been adapted in the following languages: Tok Pisin, Arabic (عربي), French (Français), Hindi (हिंदी), Indonesian (Bahasa Indonesia), Portuguese (Português), Russian (Русский), Spanish (Español), Swahili (Kiswahili), and Simplified Chinese (简体中文)from </w:t>
       </w:r>
       <w:r>
         <w:rPr>
+          <w:rtl/>
+          <w:cs/>
           <w:lang w:val="ar_AE" w:bidi="ar_AE"/>
         </w:rPr>
         <w:t>Biblica Study Notes</w:t>
       </w:r>
       <w:r>
         <w:rPr>
+          <w:rtl/>
+          <w:cs/>
           <w:lang w:val="ar_AE" w:bidi="ar_AE"/>
         </w:rPr>
         <w:t xml:space="preserve"> © 2023 Biblica Inc. Released under CC BY-SA 4.0 license by Mission Mutual</w:t>
       </w:r>
       <w:r>
         <w:rPr>
-          <w:lang w:val="ar_AE" w:bidi="ar_AE"/>
-        </w:rPr>
-      </w:r>
-      <w:r>
-        <w:rPr>
+          <w:rtl/>
+          <w:cs/>
+          <w:lang w:val="ar_AE" w:bidi="ar_AE"/>
+        </w:rPr>
+      </w:r>
+      <w:r>
+        <w:rPr>
+          <w:rtl/>
+          <w:cs/>
           <w:lang w:val="ar_AE" w:bidi="ar_AE"/>
         </w:rPr>
       </w:r>
@@ -94,6 +118,8 @@
       </w:pPr>
       <w:r>
         <w:rPr>
+          <w:rtl/>
+          <w:cs/>
           <w:lang w:val="ar_AE" w:bidi="ar_AE"/>
         </w:rPr>
         <w:t>Biblica Study Notes</w:t>
@@ -123,6 +149,8 @@
       </w:pPr>
       <w:r>
         <w:rPr>
+          <w:rtl/>
+          <w:cs/>
           <w:lang w:val="ar_AE" w:bidi="ar_AE"/>
         </w:rPr>
       </w:r>
@@ -134,12 +162,16 @@
       </w:pPr>
       <w:r>
         <w:rPr>
+          <w:rtl/>
+          <w:cs/>
           <w:lang w:val="ar_AE" w:bidi="ar_AE"/>
         </w:rPr>
         <w:t>HAB</w:t>
       </w:r>
       <w:r>
         <w:rPr>
+          <w:rtl/>
+          <w:cs/>
           <w:lang w:val="ar_AE" w:bidi="ar_AE"/>
         </w:rPr>
       </w:r>
@@ -150,22 +182,30 @@
       </w:pPr>
       <w:r>
         <w:rPr>
-          <w:lang w:val="ar_AE" w:bidi="ar_AE"/>
-        </w:rPr>
-      </w:r>
-      <w:r>
-        <w:rPr>
+          <w:rtl/>
+          <w:cs/>
+          <w:lang w:val="ar_AE" w:bidi="ar_AE"/>
+        </w:rPr>
+      </w:r>
+      <w:r>
+        <w:rPr>
+          <w:rtl/>
+          <w:cs/>
           <w:lang w:val="ar_AE" w:bidi="ar_AE"/>
         </w:rPr>
         <w:t xml:space="preserve"> </w:t>
       </w:r>
       <w:r>
         <w:rPr>
-          <w:lang w:val="ar_AE" w:bidi="ar_AE"/>
-        </w:rPr>
-      </w:r>
-      <w:r>
-        <w:rPr>
+          <w:rtl/>
+          <w:cs/>
+          <w:lang w:val="ar_AE" w:bidi="ar_AE"/>
+        </w:rPr>
+      </w:r>
+      <w:r>
+        <w:rPr>
+          <w:rtl/>
+          <w:cs/>
           <w:lang w:val="ar_AE" w:bidi="ar_AE"/>
         </w:rPr>
       </w:r>
@@ -191,6 +231,8 @@
       </w:pPr>
       <w:r>
         <w:rPr>
+          <w:rtl/>
+          <w:cs/>
           <w:lang w:val="ar_AE" w:bidi="ar_AE"/>
         </w:rPr>
       </w:r>
@@ -202,12 +244,16 @@
       </w:pPr>
       <w:r>
         <w:rPr>
+          <w:rtl/>
+          <w:cs/>
           <w:lang w:val="ar_AE" w:bidi="ar_AE"/>
         </w:rPr>
         <w:t>حبقوق</w:t>
       </w:r>
       <w:r>
         <w:rPr>
+          <w:rtl/>
+          <w:cs/>
           <w:lang w:val="ar_AE" w:bidi="ar_AE"/>
         </w:rPr>
       </w:r>
@@ -218,12 +264,16 @@
       </w:pPr>
       <w:r>
         <w:rPr>
+          <w:rtl/>
+          <w:cs/>
           <w:lang w:val="ar_AE" w:bidi="ar_AE"/>
         </w:rPr>
       </w:r>
       <w:r>
         <w:rPr>
           <w:b/>
+          <w:rtl/>
+          <w:cs/>
           <w:lang w:val="ar_AE" w:bidi="ar_AE"/>
         </w:rPr>
         <w:t>ما هو سفر حبقوق؟</w:t>
@@ -238,11 +288,15 @@
       </w:pPr>
       <w:r>
         <w:rPr>
-          <w:lang w:val="ar_AE" w:bidi="ar_AE"/>
-        </w:rPr>
-      </w:r>
-      <w:r>
-        <w:rPr>
+          <w:rtl/>
+          <w:cs/>
+          <w:lang w:val="ar_AE" w:bidi="ar_AE"/>
+        </w:rPr>
+      </w:r>
+      <w:r>
+        <w:rPr>
+          <w:rtl/>
+          <w:cs/>
           <w:lang w:val="ar_AE" w:bidi="ar_AE"/>
         </w:rPr>
         <w:t>حبقوق هو سفر من أسفار الأنبياء في إسرائيل. وهو مجموعة من صلوات حبقوق وردود الله عليه.</w:t>
@@ -257,11 +311,15 @@
       </w:pPr>
       <w:r>
         <w:rPr>
-          <w:lang w:val="ar_AE" w:bidi="ar_AE"/>
-        </w:rPr>
-      </w:r>
-      <w:r>
-        <w:rPr>
+          <w:rtl/>
+          <w:cs/>
+          <w:lang w:val="ar_AE" w:bidi="ar_AE"/>
+        </w:rPr>
+      </w:r>
+      <w:r>
+        <w:rPr>
+          <w:rtl/>
+          <w:cs/>
           <w:lang w:val="ar_AE" w:bidi="ar_AE"/>
         </w:rPr>
         <w:t>كانت صلوات حبقوق تتعلق بالله والمملكة الجنوبية. وكانت ردود الله تتعلق بالبابليين.</w:t>
@@ -276,11 +334,15 @@
       </w:pPr>
       <w:r>
         <w:rPr>
-          <w:lang w:val="ar_AE" w:bidi="ar_AE"/>
-        </w:rPr>
-      </w:r>
-      <w:r>
-        <w:rPr>
+          <w:rtl/>
+          <w:cs/>
+          <w:lang w:val="ar_AE" w:bidi="ar_AE"/>
+        </w:rPr>
+      </w:r>
+      <w:r>
+        <w:rPr>
+          <w:rtl/>
+          <w:cs/>
           <w:lang w:val="ar_AE" w:bidi="ar_AE"/>
         </w:rPr>
         <w:t>لا يُعرف من أي مدينة كان حبقوق أو من كانت عائلته. وقد ألقى حبقوق هذه الصلوات قبل أن يُدمر البابليون أورشليم في سنة 586 قبل الميلاد.</w:t>
@@ -295,11 +357,15 @@
       </w:pPr>
       <w:r>
         <w:rPr>
-          <w:lang w:val="ar_AE" w:bidi="ar_AE"/>
-        </w:rPr>
-      </w:r>
-      <w:r>
-        <w:rPr>
+          <w:rtl/>
+          <w:cs/>
+          <w:lang w:val="ar_AE" w:bidi="ar_AE"/>
+        </w:rPr>
+      </w:r>
+      <w:r>
+        <w:rPr>
+          <w:rtl/>
+          <w:cs/>
           <w:lang w:val="ar_AE" w:bidi="ar_AE"/>
         </w:rPr>
         <w:t>تم تدوين صلوات حبقوق وردود الله عليها في صورة قصائد.</w:t>
@@ -314,11 +380,15 @@
       </w:pPr>
       <w:r>
         <w:rPr>
-          <w:lang w:val="ar_AE" w:bidi="ar_AE"/>
-        </w:rPr>
-      </w:r>
-      <w:r>
-        <w:rPr>
+          <w:rtl/>
+          <w:cs/>
+          <w:lang w:val="ar_AE" w:bidi="ar_AE"/>
+        </w:rPr>
+      </w:r>
+      <w:r>
+        <w:rPr>
+          <w:rtl/>
+          <w:cs/>
           <w:lang w:val="ar_AE" w:bidi="ar_AE"/>
         </w:rPr>
         <w:t>يُعتقد أن حبقوق هو من كتبها.</w:t>
@@ -330,12 +400,16 @@
       </w:pPr>
       <w:r>
         <w:rPr>
+          <w:rtl/>
+          <w:cs/>
           <w:lang w:val="ar_AE" w:bidi="ar_AE"/>
         </w:rPr>
       </w:r>
       <w:r>
         <w:rPr>
           <w:b/>
+          <w:rtl/>
+          <w:cs/>
           <w:lang w:val="ar_AE" w:bidi="ar_AE"/>
         </w:rPr>
         <w:t>لمن كُتب هذا السفر؟</w:t>
@@ -350,11 +424,15 @@
       </w:pPr>
       <w:r>
         <w:rPr>
-          <w:lang w:val="ar_AE" w:bidi="ar_AE"/>
-        </w:rPr>
-      </w:r>
-      <w:r>
-        <w:rPr>
+          <w:rtl/>
+          <w:cs/>
+          <w:lang w:val="ar_AE" w:bidi="ar_AE"/>
+        </w:rPr>
+      </w:r>
+      <w:r>
+        <w:rPr>
+          <w:rtl/>
+          <w:cs/>
           <w:lang w:val="ar_AE" w:bidi="ar_AE"/>
         </w:rPr>
         <w:t>لشعب المملكة الجنوبية يهوذا.</w:t>
@@ -366,12 +444,16 @@
       </w:pPr>
       <w:r>
         <w:rPr>
+          <w:rtl/>
+          <w:cs/>
           <w:lang w:val="ar_AE" w:bidi="ar_AE"/>
         </w:rPr>
       </w:r>
       <w:r>
         <w:rPr>
           <w:b/>
+          <w:rtl/>
+          <w:cs/>
           <w:lang w:val="ar_AE" w:bidi="ar_AE"/>
         </w:rPr>
         <w:t>لماذا كُتب سفر حبقوق؟</w:t>
@@ -386,11 +468,15 @@
       </w:pPr>
       <w:r>
         <w:rPr>
-          <w:lang w:val="ar_AE" w:bidi="ar_AE"/>
-        </w:rPr>
-      </w:r>
-      <w:r>
-        <w:rPr>
+          <w:rtl/>
+          <w:cs/>
+          <w:lang w:val="ar_AE" w:bidi="ar_AE"/>
+        </w:rPr>
+      </w:r>
+      <w:r>
+        <w:rPr>
+          <w:rtl/>
+          <w:cs/>
           <w:lang w:val="ar_AE" w:bidi="ar_AE"/>
         </w:rPr>
         <w:t>لتشجيع شعب الله خلال صلاتهم لله. حيث يجب أن يكونوا صادقين تمامًا مع الله. ويجب أن ينتظروا استجابة الله. كما يجب أن يثقوا بأن الله سيفعل ما وعد به.</w:t>
@@ -405,11 +491,15 @@
       </w:pPr>
       <w:r>
         <w:rPr>
-          <w:lang w:val="ar_AE" w:bidi="ar_AE"/>
-        </w:rPr>
-      </w:r>
-      <w:r>
-        <w:rPr>
+          <w:rtl/>
+          <w:cs/>
+          <w:lang w:val="ar_AE" w:bidi="ar_AE"/>
+        </w:rPr>
+      </w:r>
+      <w:r>
+        <w:rPr>
+          <w:rtl/>
+          <w:cs/>
           <w:lang w:val="ar_AE" w:bidi="ar_AE"/>
         </w:rPr>
         <w:t>لتحذير شعب المملكة الجنوبية بأن الله سيجلب القضاء ضدهم. وسيجلب القضاء ضد أولئك الذين عاملوا الآخرين بشكل سيء.</w:t>
@@ -424,11 +514,15 @@
       </w:pPr>
       <w:r>
         <w:rPr>
-          <w:lang w:val="ar_AE" w:bidi="ar_AE"/>
-        </w:rPr>
-      </w:r>
-      <w:r>
-        <w:rPr>
+          <w:rtl/>
+          <w:cs/>
+          <w:lang w:val="ar_AE" w:bidi="ar_AE"/>
+        </w:rPr>
+      </w:r>
+      <w:r>
+        <w:rPr>
+          <w:rtl/>
+          <w:cs/>
           <w:lang w:val="ar_AE" w:bidi="ar_AE"/>
         </w:rPr>
         <w:t>لتشجيع الشعوب التي تعاملت بشكل سيء من قِبَل الممالك القوية مثل بابل. فلقد وعد الله بإنقاذهم وجلب الدينونة ضد بابل.</w:t>
@@ -440,12 +534,16 @@
       </w:pPr>
       <w:r>
         <w:rPr>
+          <w:rtl/>
+          <w:cs/>
           <w:lang w:val="ar_AE" w:bidi="ar_AE"/>
         </w:rPr>
       </w:r>
       <w:r>
         <w:rPr>
           <w:b/>
+          <w:rtl/>
+          <w:cs/>
           <w:lang w:val="ar_AE" w:bidi="ar_AE"/>
         </w:rPr>
         <w:t>الأفكار الرئيسية</w:t>
@@ -460,11 +558,15 @@
       </w:pPr>
       <w:r>
         <w:rPr>
-          <w:lang w:val="ar_AE" w:bidi="ar_AE"/>
-        </w:rPr>
-      </w:r>
-      <w:r>
-        <w:rPr>
+          <w:rtl/>
+          <w:cs/>
+          <w:lang w:val="ar_AE" w:bidi="ar_AE"/>
+        </w:rPr>
+      </w:r>
+      <w:r>
+        <w:rPr>
+          <w:rtl/>
+          <w:cs/>
           <w:lang w:val="ar_AE" w:bidi="ar_AE"/>
         </w:rPr>
         <w:t>الله يريد من شعبه أن يُصَلّوا إليه. وهو يجيب شعبه.</w:t>
@@ -479,11 +581,15 @@
       </w:pPr>
       <w:r>
         <w:rPr>
-          <w:lang w:val="ar_AE" w:bidi="ar_AE"/>
-        </w:rPr>
-      </w:r>
-      <w:r>
-        <w:rPr>
+          <w:rtl/>
+          <w:cs/>
+          <w:lang w:val="ar_AE" w:bidi="ar_AE"/>
+        </w:rPr>
+      </w:r>
+      <w:r>
+        <w:rPr>
+          <w:rtl/>
+          <w:cs/>
           <w:lang w:val="ar_AE" w:bidi="ar_AE"/>
         </w:rPr>
         <w:t>الله هو الحاكم ذو السلطان الكامل على كل الخليقة. وهذا يشمل البشر.</w:t>
@@ -498,11 +604,15 @@
       </w:pPr>
       <w:r>
         <w:rPr>
-          <w:lang w:val="ar_AE" w:bidi="ar_AE"/>
-        </w:rPr>
-      </w:r>
-      <w:r>
-        <w:rPr>
+          <w:rtl/>
+          <w:cs/>
+          <w:lang w:val="ar_AE" w:bidi="ar_AE"/>
+        </w:rPr>
+      </w:r>
+      <w:r>
+        <w:rPr>
+          <w:rtl/>
+          <w:cs/>
           <w:lang w:val="ar_AE" w:bidi="ar_AE"/>
         </w:rPr>
         <w:t>يجلب الله القضاء ضد شعبه وجميع الشعوب بسبب معاملتهم السيئة للآخرين.</w:t>
@@ -517,11 +627,15 @@
       </w:pPr>
       <w:r>
         <w:rPr>
-          <w:lang w:val="ar_AE" w:bidi="ar_AE"/>
-        </w:rPr>
-      </w:r>
-      <w:r>
-        <w:rPr>
+          <w:rtl/>
+          <w:cs/>
+          <w:lang w:val="ar_AE" w:bidi="ar_AE"/>
+        </w:rPr>
+      </w:r>
+      <w:r>
+        <w:rPr>
+          <w:rtl/>
+          <w:cs/>
           <w:lang w:val="ar_AE" w:bidi="ar_AE"/>
         </w:rPr>
         <w:t>الله ينقذ الأشخاص الذين يثقون به ليكون مُخَلِّصَهُم.</w:t>
@@ -533,12 +647,16 @@
       </w:pPr>
       <w:r>
         <w:rPr>
+          <w:rtl/>
+          <w:cs/>
           <w:lang w:val="ar_AE" w:bidi="ar_AE"/>
         </w:rPr>
       </w:r>
       <w:r>
         <w:rPr>
           <w:b/>
+          <w:rtl/>
+          <w:cs/>
           <w:lang w:val="ar_AE" w:bidi="ar_AE"/>
         </w:rPr>
         <w:t>مخطط السفر</w:t>
@@ -550,12 +668,16 @@
       </w:pPr>
       <w:r>
         <w:rPr>
+          <w:rtl/>
+          <w:cs/>
           <w:lang w:val="ar_AE" w:bidi="ar_AE"/>
         </w:rPr>
       </w:r>
       <w:r>
         <w:rPr>
           <w:b/>
+          <w:rtl/>
+          <w:cs/>
           <w:lang w:val="ar_AE" w:bidi="ar_AE"/>
         </w:rPr>
         <w:t>الصلاة الأولى لحبقوق وإجابة الله (1:1–11).</w:t>
@@ -567,12 +689,16 @@
       </w:pPr>
       <w:r>
         <w:rPr>
+          <w:rtl/>
+          <w:cs/>
           <w:lang w:val="ar_AE" w:bidi="ar_AE"/>
         </w:rPr>
       </w:r>
       <w:r>
         <w:rPr>
           <w:b/>
+          <w:rtl/>
+          <w:cs/>
           <w:lang w:val="ar_AE" w:bidi="ar_AE"/>
         </w:rPr>
         <w:t>الصلاة الثانية لحبقوق وإجابة الله (1:12 – 2:20).</w:t>
@@ -584,23 +710,31 @@
       </w:pPr>
       <w:r>
         <w:rPr>
+          <w:rtl/>
+          <w:cs/>
           <w:lang w:val="ar_AE" w:bidi="ar_AE"/>
         </w:rPr>
       </w:r>
       <w:r>
         <w:rPr>
           <w:b/>
+          <w:rtl/>
+          <w:cs/>
           <w:lang w:val="ar_AE" w:bidi="ar_AE"/>
         </w:rPr>
         <w:t>الصلاة الثالثة لحبقوق (3).</w:t>
       </w:r>
       <w:r>
         <w:rPr>
-          <w:lang w:val="ar_AE" w:bidi="ar_AE"/>
-        </w:rPr>
-      </w:r>
-      <w:r>
-        <w:rPr>
+          <w:rtl/>
+          <w:cs/>
+          <w:lang w:val="ar_AE" w:bidi="ar_AE"/>
+        </w:rPr>
+      </w:r>
+      <w:r>
+        <w:rPr>
+          <w:rtl/>
+          <w:cs/>
           <w:lang w:val="ar_AE" w:bidi="ar_AE"/>
         </w:rPr>
       </w:r>
